--- a/backend/app/services/contracts/templates/nda_sibntc.docx
+++ b/backend/app/services/contracts/templates/nda_sibntc.docx
@@ -172,7 +172,7 @@
           <w:sz w:val="24"/>
           <w:szCs w:val="24"/>
         </w:rPr>
-        <w:t>{{customer_full_name}} ({{customer_name}}), в лице {{signer_genitive}}, действующего на основании {{signer_basis}}, далее именуемое Сторона, передающая информацию (Сторона 1), с одной стороны и</w:t>
+        <w:t>{{nda_preamble}}</w:t>
       </w:r>
       <w:proofErr w:type="spellStart"/>
       <w:r>
@@ -1261,7 +1261,7 @@
                 <w:sz w:val="24"/>
                 <w:szCs w:val="24"/>
               </w:rPr>
-              <w:t>Наименование: {{customer_name}}</w:t>
+              <w:t>{{nda_line_1}}</w:t>
             </w:r>
           </w:p>
         </w:tc>
@@ -1363,7 +1363,7 @@
                 <w:sz w:val="24"/>
                 <w:szCs w:val="24"/>
               </w:rPr>
-              <w:t>Адрес, указанный в ЕГРЮЛ: {{customer_address}}</w:t>
+              <w:t>{{nda_line_2}}</w:t>
             </w:r>
           </w:p>
         </w:tc>
@@ -1429,6 +1429,7 @@
                 <w:sz w:val="24"/>
                 <w:szCs w:val="24"/>
               </w:rPr>
+              <w:t>{{nda_line_3}}</w:t>
             </w:r>
           </w:p>
         </w:tc>
@@ -1494,7 +1495,7 @@
                 <w:sz w:val="24"/>
                 <w:szCs w:val="24"/>
               </w:rPr>
-              <w:t>Телефон: {{customer_phone}}</w:t>
+              <w:t>{{nda_line_4}}</w:t>
             </w:r>
           </w:p>
         </w:tc>
@@ -1560,7 +1561,7 @@
                 <w:sz w:val="24"/>
                 <w:szCs w:val="24"/>
               </w:rPr>
-              <w:t>Электронная почта: {{customer_email}}</w:t>
+              <w:t>{{nda_line_5}}</w:t>
             </w:r>
           </w:p>
         </w:tc>
@@ -1626,7 +1627,7 @@
                 <w:sz w:val="24"/>
                 <w:szCs w:val="24"/>
               </w:rPr>
-              <w:t>ОГРН {{customer_ogrn}}</w:t>
+              <w:t>{{nda_line_6}}</w:t>
             </w:r>
           </w:p>
         </w:tc>
@@ -1692,7 +1693,7 @@
                 <w:sz w:val="24"/>
                 <w:szCs w:val="24"/>
               </w:rPr>
-              <w:t>ИНН/КПП {{customer_inn}}/{{customer_kpp}}</w:t>
+              <w:t>{{nda_line_7}}</w:t>
             </w:r>
           </w:p>
         </w:tc>
